--- a/health_dimensions/infectious disease/hiv_incidence_esp_id_02/hiv_incidence_esp_tsd_v01.docx
+++ b/health_dimensions/infectious disease/hiv_incidence_esp_id_02/hiv_incidence_esp_tsd_v01.docx
@@ -688,7 +688,6 @@
         <w:rPr>
           <w:b/>
         </w:rPr>
-        <w:lastRenderedPageBreak/>
         <w:t>Reference Code Sets</w:t>
       </w:r>
     </w:p>
